--- a/md/完整论文-分析型数据库的动态缓存技术研究.docx
+++ b/md/完整论文-分析型数据库的动态缓存技术研究.docx
@@ -152,7 +152,7 @@
         <w:rPr>
           <w:rFonts w:hint="eastAsia"/>
         </w:rPr>
-        <w:t xml:space="preserve">本文基于开源分析型数据库DuckDB实现了所提出的缓存加速框架，并进行了全面的实验评估。结果表明：相较于无缓存的基础系统，基于SQL与CTE的动态缓存策略在典型分析负载下，查询响应时间可降低30-90%；所设计的多样化缓存更新策略能够有效适应不同场景需求，显著提高缓存利用率；持久化机制则可靠地保障了缓存数据的可靠性。本研究为提升分析型数据库性能提供了有效的缓存加速解决方案。</w:t>
+        <w:t xml:space="preserve">本文基于开源分析型数据库DuckDB实现了所提出的缓存加速框架，并进行了全面的实验评估。结果表明：相较于无缓存的基础系统，基于SQL与CTE的动态缓存策略在重复查询占比高的场景，查询响应时间可降低30-90%；所设计的多样化缓存更新策略能够有效适应不同场景需求，显著提高缓存利用率；持久化机制则可靠地保障了缓存数据的可靠性。本研究为提升分析型数据库性能提供了有效的缓存加速解决方案。</w:t>
       </w:r>
     </w:p>
     <w:bookmarkEnd w:id="10"/>
@@ -352,7 +352,7 @@
         <w:rPr>
           <w:rFonts w:hint="eastAsia"/>
         </w:rPr>
-        <w:t xml:space="preserve">R中首次提出了查询计划缓存的概念[3]，通过缓存查询的执行计划来避免重复的查询优化过程。Oracle、SQL</w:t>
+        <w:t xml:space="preserve">R中提出了查询计划缓存的概念[3]，通过缓存查询的执行计划来避免重复的查询优化过程。Oracle、SQL</w:t>
       </w:r>
       <w:r>
         <w:t xml:space="preserve"> </w:t>
@@ -375,13 +375,13 @@
         <w:t xml:space="preserve">方案二：结果集缓存技术。结果集缓存直接缓存查询的最终结果，MySQL</w:t>
       </w:r>
       <w:r>
-        <w:t xml:space="preserve"> Query </w:t>
-      </w:r>
-      <w:r>
-        <w:rPr>
-          <w:rFonts w:hint="eastAsia"/>
-        </w:rPr>
-        <w:t xml:space="preserve">Cache、PostgreSQL等系统都提供了结果集缓存功能[5]。该方案能够完全避免查询执行开销，响应速度最快，但缓存失效策略复杂，内存消耗大，且难以处理参数化查询。</w:t>
+        <w:t xml:space="preserve"> </w:t>
+      </w:r>
+      <w:r>
+        <w:rPr>
+          <w:rFonts w:hint="eastAsia"/>
+        </w:rPr>
+        <w:t xml:space="preserve">5.7、PostgreSQL等系统都提供了结果集缓存功能[5]。该方案能够完全避免查询执行开销，响应速度最快，但缓存失效策略复杂，内存消耗大，且难以处理参数化查询。</w:t>
       </w:r>
     </w:p>
     <w:p>
